--- a/Focus Group Materials/Day-of Operations/Welcome_and_NDA_Flow.docx
+++ b/Focus Group Materials/Day-of Operations/Welcome_and_NDA_Flow.docx
@@ -208,7 +208,7 @@
     </w:p>
     <w:p>
       <w:r>
-        <w:t>This is Nicole. My partner in life and in this. We are co-founding "VirtusFocus" together. Nicole is going to take over the front of the room at 12:15 to walk you through the pitch portion of today, and you'll hear from her again at the end.</w:t>
+        <w:t>This is Nicole. My good friend and business partner in this and other ventures. We are co-founding "VirtusFocus" together along with our development partner Scott Dix. Nicole is going to take over the front of the room at 12:15 to walk you through the pitch portion of today, and you'll hear from her again at the end.</w:t>
       </w:r>
     </w:p>
     <w:p>
@@ -273,7 +273,7 @@
     </w:p>
     <w:p>
       <w:r>
-        <w:t>We've put you into three rough groups for the breakouts later. Coaches and program-builders on one side. Parents, athletes, and youth-program operators on another. Market and strategy people on the third. The packets in front of you indicate which group you're in.</w:t>
+        <w:t>We've put you into three rough groups for the breakouts later. Coaches and program-builders on one side. Parents, athletes, and youth-program operators on another. Market, strategy, and content people on the third. The packets in front of you indicate which group you're in.</w:t>
       </w:r>
     </w:p>
     <w:p>
@@ -301,7 +301,7 @@
     </w:p>
     <w:p>
       <w:r>
-        <w:t>This is a focus group. It is not a pitch. We are not trying to convince you of anything. We are about to put a real product, a real system, and the real shape of our business in front of you, and we are going to ask you to find the cracks.</w:t>
+        <w:t>This is a focus group. It is not a pitch. We are not trying to convince you to invest or purchase anything. We are about to put a real product, a real system, and the real shape of our business in front of you, and we are going to ask you to find the cracks.</w:t>
       </w:r>
     </w:p>
     <w:p>
@@ -311,7 +311,7 @@
     </w:p>
     <w:p>
       <w:r>
-        <w:t>Don't be polite. Be specific. Nicole will repeat that in different words at the end of her pitch, and we will say it again before the breakouts start. We mean it.</w:t>
+        <w:t>Don't be polite. Be specific. Nicole will repeat that in different words at the end of her talk, and we will say it again before the breakouts start. We mean it.</w:t>
       </w:r>
     </w:p>
     <w:p>
@@ -329,17 +329,17 @@
     </w:p>
     <w:p>
       <w:r>
-        <w:t>Right now and for the next fifteen minutes, this. Then Nicole and I are going to do a thirty-minute pitch together. We split it. She opens, I take the middle, she closes. You'll see how it works.</w:t>
+        <w:t>Right now we'll go over some logistics. Then Nicole and I are going to do a thirty-minute foundations guided tour together. We split it. She opens, I take the middle, she closes. You'll see how it works.</w:t>
       </w:r>
     </w:p>
     <w:p>
       <w:r>
-        <w:t>After the pitch, I'll walk you through the app mockups for thirty minutes so you can see what an athlete and a parent and a coach would actually see. The mockups are in active design, not final, but they are far enough along that they're useful for what we're going to ask you in the breakouts.</w:t>
+        <w:t>After the tour, I'll walk you through the app mockups for thirty minutes so you can see what an athlete and a parent and a coach would actually see. The mockups are in active design, not final, but they are far enough along that they're useful for what we're going to ask you in the breakouts.</w:t>
       </w:r>
     </w:p>
     <w:p>
       <w:r>
-        <w:t>Then we eat. Lunch is right here in the room.</w:t>
+        <w:t>Then we eat. Lunch will be right here in the room.</w:t>
       </w:r>
     </w:p>
     <w:p>

--- a/Focus Group Materials/Day-of Operations/Welcome_and_NDA_Flow.docx
+++ b/Focus Group Materials/Day-of Operations/Welcome_and_NDA_Flow.docx
@@ -372,7 +372,7 @@
     </w:p>
     <w:p>
       <w:r>
-        <w:t>Bathrooms are just outside the door to the right. Coffee, water, and light snacks are on the side table. Help yourself anytime. WiFi password is on the cards in front of you if you need it. We're asking you to put phones away during the pitch and the mockups, but use them as you need to during the rest of the day.</w:t>
+        <w:t>Bathrooms are just outside the door to the right. Coffee, water, and light snacks are on the side table. Help yourself anytime. WiFi password is on the cards in front of you if you need it. We're asking you to put phones away during the tour and the mockups, but use them as you need to during the rest of the day.</w:t>
       </w:r>
     </w:p>
     <w:p>

--- a/Focus Group Materials/Day-of Operations/Welcome_and_NDA_Flow.docx
+++ b/Focus Group Materials/Day-of Operations/Welcome_and_NDA_Flow.docx
@@ -208,7 +208,7 @@
     </w:p>
     <w:p>
       <w:r>
-        <w:t>This is Nicole. My good friend and business partner in this and other ventures. We are co-founding "VirtusFocus" together along with our development partner Scott Dix. Nicole is going to take over the front of the room at 12:15 to walk you through the pitch portion of today, and you'll hear from her again at the end.</w:t>
+        <w:t>This is Nicole. My good friend and business partner in this and other ventures. We are co-founding "VirtusFocus" together along with our development partner Scott Dix. Nicole is going to take over the front of the room at 12:15 to walk you through the tour portion of today, and you'll hear from her again at the end.</w:t>
       </w:r>
     </w:p>
     <w:p>

--- a/Focus Group Materials/Day-of Operations/Welcome_and_NDA_Flow.docx
+++ b/Focus Group Materials/Day-of Operations/Welcome_and_NDA_Flow.docx
@@ -18,7 +18,7 @@
         <w:t xml:space="preserve">Event: </w:t>
       </w:r>
       <w:r>
-        <w:t>May 9, 2026 (Saturday) Venue:        Hampton Inn, 1000 Towne Square Dr, Greensburg Schedule:     11:30-12:00 check-in window | 12:00-12:15 welcome Last updated: 2026-05-01 Owners:       Arron (welcome lead) + Nicole (operational support)</w:t>
+        <w:t>May 9, 2026 (Saturday) Venue:        Hampton Inn, 1000 Towne Square Dr, Greensburg Schedule:     11:30-12:00 check-in window | 12:00-12:15 welcome Last updated: 2026-05-02 Owners:       Arron (welcome lead) + Nicole (operational support)</w:t>
       </w:r>
     </w:p>
     <w:p>
@@ -156,7 +156,7 @@
     </w:p>
     <w:p>
       <w:r>
-        <w:t>OPTIONAL go-around for name introductions can be inserted between Step 2 and Step 3, but with 11-12 attendees plus hosts, that adds 5-7 minutes. RECOMMENDED: skip the go-around. Attendees have name tags (color-coded by segment per pickup notes) and can introduce themselves at lunch. Spend the time on substantive welcome instead.</w:t>
+        <w:t>OPTIONAL go-around for name introductions can be inserted between Step 2 and Step 3, but with 14 attendees plus hosts, that adds 7-10 minutes. RECOMMENDED: skip the go-around. Attendees have name tags (color-coded by segment per pickup notes) and can introduce themselves at lunch. Spend the time on substantive welcome instead.</w:t>
       </w:r>
     </w:p>
     <w:p>
@@ -851,6 +851,12 @@
         <w:t xml:space="preserve">  Bret Colbert     |         |      |          | Inst</w:t>
         <w:br/>
         <w:t xml:space="preserve">  Bob Colbert      |         |      |          | Inst</w:t>
+        <w:br/>
+        <w:t xml:space="preserve">  Gio Vonne Sanders|         |      |          | Inst</w:t>
+        <w:br/>
+        <w:t xml:space="preserve">  Buck Larry       |         |      |          | Inst</w:t>
+        <w:br/>
+        <w:t xml:space="preserve">  Chris Russell    |         |      |          | Inst</w:t>
         <w:br/>
         <w:t xml:space="preserve">  Ron Oswald       |         |      |          | D2C</w:t>
         <w:br/>

--- a/Focus Group Materials/Day-of Operations/Welcome_and_NDA_Flow.docx
+++ b/Focus Group Materials/Day-of Operations/Welcome_and_NDA_Flow.docx
@@ -1344,7 +1344,7 @@
     </w:p>
     <w:sectPr>
       <w:pgSz w:w="12240" w:h="15840"/>
-      <w:pgMar w:top="1296" w:right="1296" w:bottom="1296" w:left="1296" w:header="720" w:footer="720" w:gutter="0"/>
+      <w:pgMar w:top="720" w:right="720" w:bottom="720" w:left="720" w:header="720" w:footer="720" w:gutter="0"/>
       <w:cols w:space="720"/>
       <w:docGrid w:linePitch="360"/>
     </w:sectPr>
